--- a/program/산출물양식/[데이터 수집 및 저장] 데이터 정의서_A-COPilot.docx
+++ b/program/산출물양식/[데이터 수집 및 저장] 데이터 정의서_A-COPilot.docx
@@ -4695,7 +4695,7 @@
         </w:rPr>
         <w:drawing>
           <wp:inline xmlns:wp="http://schemas.openxmlformats.org/drawingml/2006/wordprocessingDrawing" distT="0" distB="0" distL="0" distR="0">
-            <wp:extent cx="5669280" cy="2363233"/>
+            <wp:extent cx="5669280" cy="2685774"/>
             <wp:effectExtent l="0" t="0" r="0" b="0"/>
             <wp:docPr id="901" name="그림 1"/>
             <a:graphic xmlns:a="http://schemas.openxmlformats.org/drawingml/2006/main">
@@ -4714,7 +4714,7 @@
                   <pic:spPr>
                     <a:xfrm>
                       <a:off x="0" y="0"/>
-                      <a:ext cx="5669280" cy="2363233"/>
+                      <a:ext cx="5669280" cy="2685774"/>
                     </a:xfrm>
                     <a:prstGeom prst="rect">
                       <a:avLst/>

--- a/program/산출물양식/[데이터 수집 및 저장] 데이터 정의서_A-COPilot.docx
+++ b/program/산출물양식/[데이터 수집 및 저장] 데이터 정의서_A-COPilot.docx
@@ -8792,7 +8792,7 @@
                 <w:szCs w:val="20"/>
                 <w:rtl w:val="0"/>
               </w:rPr>
-              <w:t xml:space="preserve">쿠팡 주문 9행, 배송 이력 4행. 네이버 주문 72건 중 68건 수집. 택배 조회 58건 질의. VOC 공개 데이터 약 681MB.</w:t>
+              <w:t xml:space="preserve">쿠팡 주문 9행, 배송 이력 4행. 네이버 주문 270건(팀원 4명 취합). 택배 조회 238건 질의(팀원 5명 취합, 네이버 조회분). VOC 공개 데이터 9종 중 5종 전처리 완료, 4종 924MB 남음.</w:t>
             </w:r>
           </w:p>
         </w:tc>
@@ -8871,7 +8871,7 @@
                 <w:szCs w:val="20"/>
                 <w:rtl w:val="0"/>
               </w:rPr>
-              <w:t xml:space="preserve">쿠팡 고유 주문 8건. 배송 이력이 실제로 나온 것 13건. 취소된 배송 상자 3건과 송장번호 없는 상자 1건은 제외했다.</w:t>
+              <w:t xml:space="preserve">쿠팡 고유 주문 8건. 취소된 배송 상자 3건과 송장번호 없는 상자 1건은 제외했다. 택배 이력이 실제로 나온 것은 238건 중 50건이다. 나머지는 송장번호가 오래돼 택배사가 기록을 지운 것이며 실패로 세지 않는다.</w:t>
             </w:r>
           </w:p>
           <w:p>
@@ -8885,7 +8885,7 @@
               </w:rPr>
               <w:drawing>
                 <wp:inline xmlns:wp="http://schemas.openxmlformats.org/drawingml/2006/wordprocessingDrawing" distT="0" distB="0" distL="0" distR="0">
-                  <wp:extent cx="5120640" cy="2454923"/>
+                  <wp:extent cx="5120640" cy="2405425"/>
                   <wp:effectExtent l="0" t="0" r="0" b="0"/>
                   <wp:docPr id="902" name="그림 2"/>
                   <a:graphic xmlns:a="http://schemas.openxmlformats.org/drawingml/2006/main">
@@ -8904,7 +8904,7 @@
                         <pic:spPr>
                           <a:xfrm>
                             <a:off x="0" y="0"/>
-                            <a:ext cx="5120640" cy="2454923"/>
+                            <a:ext cx="5120640" cy="2405425"/>
                           </a:xfrm>
                           <a:prstGeom prst="rect">
                             <a:avLst/>
@@ -10890,7 +10890,7 @@
                 <w:szCs w:val="20"/>
                 <w:rtl w:val="0"/>
               </w:rPr>
-              <w:t xml:space="preserve">네이버 4건 누락과 택배 이력 13건을 그대로 기록</w:t>
+              <w:t xml:space="preserve">네이버 4건 누락과 택배 이력 부족을 그대로 기록</w:t>
             </w:r>
           </w:p>
         </w:tc>
@@ -10933,6 +10933,181 @@
                 <w:rtl w:val="0"/>
               </w:rPr>
               <w:t xml:space="preserve">숨기지 않는다</w:t>
+            </w:r>
+          </w:p>
+        </w:tc>
+      </w:tr>
+      <w:tr>
+        <w:trPr>
+          <w:cantSplit w:val="0"/>
+          <w:trHeight w:val="720" w:hRule="atLeast"/>
+          <w:tblHeader w:val="0"/>
+        </w:trPr>
+        <w:tc>
+          <w:tcPr>
+            <w:tcBorders>
+              <w:top w:color="bfbfbf" w:space="0" w:sz="8" w:val="single"/>
+              <w:left w:color="bfbfbf" w:space="0" w:sz="8" w:val="single"/>
+              <w:bottom w:color="bfbfbf" w:space="0" w:sz="8" w:val="single"/>
+              <w:right w:color="bfbfbf" w:space="0" w:sz="8" w:val="single"/>
+            </w:tcBorders>
+            <w:tcMar>
+              <w:top w:w="100.0" w:type="dxa"/>
+              <w:left w:w="140.0" w:type="dxa"/>
+              <w:bottom w:w="100.0" w:type="dxa"/>
+              <w:right w:w="140.0" w:type="dxa"/>
+            </w:tcMar>
+            <w:vAlign w:val="center"/>
+          </w:tcPr>
+          <w:p>
+            <w:pPr>
+              <w:jc w:val="center"/>
+              <w:rPr>
+                <w:rFonts w:ascii="Malgun Gothic" w:cs="Malgun Gothic" w:eastAsia="Malgun Gothic" w:hAnsi="Malgun Gothic"/>
+                <w:b w:val="0"/>
+                <w:bCs w:val="0"/>
+                <w:color w:val="0000ff"/>
+                <w:sz w:val="20"/>
+                <w:szCs w:val="20"/>
+              </w:rPr>
+            </w:pPr>
+            <w:r>
+              <w:rPr>
+                <w:rFonts w:ascii="Malgun Gothic" w:cs="Malgun Gothic" w:eastAsia="Malgun Gothic" w:hAnsi="Malgun Gothic"/>
+                <w:b w:val="0"/>
+                <w:bCs w:val="0"/>
+                <w:color w:val="0000ff"/>
+                <w:sz w:val="20"/>
+                <w:szCs w:val="20"/>
+                <w:rtl w:val="0"/>
+              </w:rPr>
+              <w:t xml:space="preserve">2026-08-31</w:t>
+            </w:r>
+          </w:p>
+        </w:tc>
+        <w:tc>
+          <w:tcPr>
+            <w:tcBorders>
+              <w:top w:color="bfbfbf" w:space="0" w:sz="8" w:val="single"/>
+              <w:left w:color="bfbfbf" w:space="0" w:sz="8" w:val="single"/>
+              <w:bottom w:color="bfbfbf" w:space="0" w:sz="8" w:val="single"/>
+              <w:right w:color="bfbfbf" w:space="0" w:sz="8" w:val="single"/>
+            </w:tcBorders>
+            <w:tcMar>
+              <w:top w:w="100.0" w:type="dxa"/>
+              <w:left w:w="140.0" w:type="dxa"/>
+              <w:bottom w:w="100.0" w:type="dxa"/>
+              <w:right w:w="140.0" w:type="dxa"/>
+            </w:tcMar>
+            <w:vAlign w:val="center"/>
+          </w:tcPr>
+          <w:p>
+            <w:pPr>
+              <w:jc w:val="center"/>
+              <w:rPr>
+                <w:rFonts w:ascii="Malgun Gothic" w:cs="Malgun Gothic" w:eastAsia="Malgun Gothic" w:hAnsi="Malgun Gothic"/>
+                <w:b w:val="0"/>
+                <w:bCs w:val="0"/>
+                <w:color w:val="0000ff"/>
+                <w:sz w:val="20"/>
+                <w:szCs w:val="20"/>
+              </w:rPr>
+            </w:pPr>
+            <w:r>
+              <w:rPr>
+                <w:rFonts w:ascii="Malgun Gothic" w:cs="Malgun Gothic" w:eastAsia="Malgun Gothic" w:hAnsi="Malgun Gothic"/>
+                <w:b w:val="0"/>
+                <w:bCs w:val="0"/>
+                <w:color w:val="0000ff"/>
+                <w:sz w:val="20"/>
+                <w:szCs w:val="20"/>
+                <w:rtl w:val="0"/>
+              </w:rPr>
+              <w:t xml:space="preserve">A-COPilot</w:t>
+            </w:r>
+          </w:p>
+        </w:tc>
+        <w:tc>
+          <w:tcPr>
+            <w:tcBorders>
+              <w:top w:color="bfbfbf" w:space="0" w:sz="8" w:val="single"/>
+              <w:left w:color="bfbfbf" w:space="0" w:sz="8" w:val="single"/>
+              <w:bottom w:color="bfbfbf" w:space="0" w:sz="8" w:val="single"/>
+              <w:right w:color="bfbfbf" w:space="0" w:sz="8" w:val="single"/>
+            </w:tcBorders>
+            <w:tcMar>
+              <w:top w:w="100.0" w:type="dxa"/>
+              <w:left w:w="140.0" w:type="dxa"/>
+              <w:bottom w:w="100.0" w:type="dxa"/>
+              <w:right w:w="140.0" w:type="dxa"/>
+            </w:tcMar>
+            <w:vAlign w:val="center"/>
+          </w:tcPr>
+          <w:p>
+            <w:pPr>
+              <w:jc w:val="center"/>
+              <w:rPr>
+                <w:rFonts w:ascii="Malgun Gothic" w:cs="Malgun Gothic" w:eastAsia="Malgun Gothic" w:hAnsi="Malgun Gothic"/>
+                <w:b w:val="0"/>
+                <w:bCs w:val="0"/>
+                <w:color w:val="0000ff"/>
+                <w:sz w:val="20"/>
+                <w:szCs w:val="20"/>
+              </w:rPr>
+            </w:pPr>
+            <w:r>
+              <w:rPr>
+                <w:rFonts w:ascii="Malgun Gothic" w:cs="Malgun Gothic" w:eastAsia="Malgun Gothic" w:hAnsi="Malgun Gothic"/>
+                <w:b w:val="0"/>
+                <w:bCs w:val="0"/>
+                <w:color w:val="0000ff"/>
+                <w:sz w:val="20"/>
+                <w:szCs w:val="20"/>
+                <w:rtl w:val="0"/>
+              </w:rPr>
+              <w:t xml:space="preserve">팀원 제출본 반영. 네이버 270건, 택배 질의 238건</w:t>
+            </w:r>
+          </w:p>
+        </w:tc>
+        <w:tc>
+          <w:tcPr>
+            <w:tcBorders>
+              <w:top w:color="bfbfbf" w:space="0" w:sz="8" w:val="single"/>
+              <w:left w:color="bfbfbf" w:space="0" w:sz="8" w:val="single"/>
+              <w:bottom w:color="bfbfbf" w:space="0" w:sz="8" w:val="single"/>
+              <w:right w:color="bfbfbf" w:space="0" w:sz="8" w:val="single"/>
+            </w:tcBorders>
+            <w:tcMar>
+              <w:top w:w="100.0" w:type="dxa"/>
+              <w:left w:w="140.0" w:type="dxa"/>
+              <w:bottom w:w="100.0" w:type="dxa"/>
+              <w:right w:w="140.0" w:type="dxa"/>
+            </w:tcMar>
+            <w:vAlign w:val="center"/>
+          </w:tcPr>
+          <w:p>
+            <w:pPr>
+              <w:jc w:val="center"/>
+              <w:rPr>
+                <w:rFonts w:ascii="Malgun Gothic" w:cs="Malgun Gothic" w:eastAsia="Malgun Gothic" w:hAnsi="Malgun Gothic"/>
+                <w:b w:val="0"/>
+                <w:bCs w:val="0"/>
+                <w:color w:val="0000ff"/>
+                <w:sz w:val="20"/>
+                <w:szCs w:val="20"/>
+              </w:rPr>
+            </w:pPr>
+            <w:r>
+              <w:rPr>
+                <w:rFonts w:ascii="Malgun Gothic" w:cs="Malgun Gothic" w:eastAsia="Malgun Gothic" w:hAnsi="Malgun Gothic"/>
+                <w:b w:val="0"/>
+                <w:bCs w:val="0"/>
+                <w:color w:val="0000ff"/>
+                <w:sz w:val="20"/>
+                <w:szCs w:val="20"/>
+                <w:rtl w:val="0"/>
+              </w:rPr>
+              <w:t xml:space="preserve">파일명이 아니라 실제로 세어 확인</w:t>
             </w:r>
           </w:p>
         </w:tc>

--- a/program/산출물양식/[데이터 수집 및 저장] 데이터 정의서_A-COPilot.docx
+++ b/program/산출물양식/[데이터 수집 및 저장] 데이터 정의서_A-COPilot.docx
@@ -8792,7 +8792,145 @@
                 <w:szCs w:val="20"/>
                 <w:rtl w:val="0"/>
               </w:rPr>
-              <w:t xml:space="preserve">쿠팡 주문 9행, 배송 이력 4행. 네이버 주문 270건(팀원 4명 취합). 택배 조회 238건 질의(팀원 5명 취합, 네이버 조회분). VOC 공개 데이터 9종 중 5종 전처리 완료, 4종 924MB 남음.</w:t>
+              <w:t xml:space="preserve">팀원 제출본을 쇼핑몰별로 합쳐 네 파일로 둔다. 합계 5,773행이다. VOC 공개 데이터는 9종 중 5종 전처리를 마쳤고 4종 924MB 가 남았다.</w:t>
+            </w:r>
+          </w:p>
+          <w:p>
+            <w:pPr>
+              <w:widowControl w:val="0"/>
+              <w:spacing w:after="60" w:line="264" w:lineRule="auto"/>
+              <w:ind w:left="720"/>
+              <w:jc w:val="both"/>
+            </w:pPr>
+            <w:r>
+              <w:rPr>
+                <w:rFonts w:ascii="Malgun Gothic" w:cs="Malgun Gothic" w:eastAsia="Malgun Gothic" w:hAnsi="Malgun Gothic"/>
+                <w:b w:val="1"/>
+                <w:bCs w:val="1"/>
+                <w:sz w:val="20"/>
+                <w:szCs w:val="20"/>
+                <w:rtl w:val="0"/>
+              </w:rPr>
+              <w:t xml:space="preserve">팀 합본 네 파일 (datasets/commerce/_dist/)</w:t>
+            </w:r>
+          </w:p>
+          <w:p>
+            <w:pPr>
+              <w:widowControl w:val="0"/>
+              <w:spacing w:after="60" w:line="264" w:lineRule="auto"/>
+              <w:ind w:left="1080"/>
+              <w:jc w:val="both"/>
+            </w:pPr>
+            <w:r>
+              <w:rPr>
+                <w:rFonts w:ascii="Malgun Gothic" w:cs="Malgun Gothic" w:eastAsia="Malgun Gothic" w:hAnsi="Malgun Gothic"/>
+                <w:sz w:val="20"/>
+                <w:szCs w:val="20"/>
+                <w:rtl w:val="0"/>
+              </w:rPr>
+              <w:t xml:space="preserve">- team_naver_orders.jsonl, 네이버 주문 270행. 제출자별 cyw 68 · kjh 101 · syh 44 · csw 57</w:t>
+            </w:r>
+          </w:p>
+          <w:p>
+            <w:pPr>
+              <w:widowControl w:val="0"/>
+              <w:spacing w:after="60" w:line="264" w:lineRule="auto"/>
+              <w:ind w:left="1080"/>
+              <w:jc w:val="both"/>
+            </w:pPr>
+            <w:r>
+              <w:rPr>
+                <w:rFonts w:ascii="Malgun Gothic" w:cs="Malgun Gothic" w:eastAsia="Malgun Gothic" w:hAnsi="Malgun Gothic"/>
+                <w:sz w:val="20"/>
+                <w:szCs w:val="20"/>
+                <w:rtl w:val="0"/>
+              </w:rPr>
+              <w:t xml:space="preserve">- team_coupang_orders.jsonl, 쿠팡 주문 3,483행. 제출자별 cyw 9 · syh 2,651 · csw 366 · scy 457</w:t>
+            </w:r>
+          </w:p>
+          <w:p>
+            <w:pPr>
+              <w:widowControl w:val="0"/>
+              <w:spacing w:after="60" w:line="264" w:lineRule="auto"/>
+              <w:ind w:left="1080"/>
+              <w:jc w:val="both"/>
+            </w:pPr>
+            <w:r>
+              <w:rPr>
+                <w:rFonts w:ascii="Malgun Gothic" w:cs="Malgun Gothic" w:eastAsia="Malgun Gothic" w:hAnsi="Malgun Gothic"/>
+                <w:sz w:val="20"/>
+                <w:szCs w:val="20"/>
+                <w:rtl w:val="0"/>
+              </w:rPr>
+              <w:t xml:space="preserve">- team_naver_tracking.jsonl, 네이버 택배 배송 238행. 제출자별 cyw 58 · kjh 88 · csw 49 · syh 43</w:t>
+            </w:r>
+          </w:p>
+          <w:p>
+            <w:pPr>
+              <w:widowControl w:val="0"/>
+              <w:spacing w:after="60" w:line="264" w:lineRule="auto"/>
+              <w:ind w:left="1080"/>
+              <w:jc w:val="both"/>
+            </w:pPr>
+            <w:r>
+              <w:rPr>
+                <w:rFonts w:ascii="Malgun Gothic" w:cs="Malgun Gothic" w:eastAsia="Malgun Gothic" w:hAnsi="Malgun Gothic"/>
+                <w:sz w:val="20"/>
+                <w:szCs w:val="20"/>
+                <w:rtl w:val="0"/>
+              </w:rPr>
+              <w:t xml:space="preserve">- team_coupang_tracking.jsonl, 쿠팡 택배 배송 1,782행. 제출자별 cyw 4 · syh 1,212 · csw 283 · scy 283</w:t>
+            </w:r>
+          </w:p>
+          <w:p>
+            <w:pPr>
+              <w:widowControl w:val="0"/>
+              <w:spacing w:after="60" w:line="264" w:lineRule="auto"/>
+              <w:ind w:left="720"/>
+              <w:jc w:val="both"/>
+            </w:pPr>
+            <w:r>
+              <w:rPr>
+                <w:rFonts w:ascii="Malgun Gothic" w:cs="Malgun Gothic" w:eastAsia="Malgun Gothic" w:hAnsi="Malgun Gothic"/>
+                <w:sz w:val="20"/>
+                <w:szCs w:val="20"/>
+                <w:rtl w:val="0"/>
+              </w:rPr>
+              <w:t xml:space="preserve">행마다 _submitter 와 _platform 과 _source_file 을 박아 출처를 남긴다. 합치고 나면 어느 파일에서 온 행인지 알 방법이 없기 때문이다.</w:t>
+            </w:r>
+          </w:p>
+          <w:p>
+            <w:pPr>
+              <w:widowControl w:val="0"/>
+              <w:spacing w:after="60" w:line="264" w:lineRule="auto"/>
+              <w:ind w:left="720"/>
+              <w:jc w:val="both"/>
+            </w:pPr>
+            <w:r>
+              <w:rPr>
+                <w:rFonts w:ascii="Malgun Gothic" w:cs="Malgun Gothic" w:eastAsia="Malgun Gothic" w:hAnsi="Malgun Gothic"/>
+                <w:sz w:val="20"/>
+                <w:szCs w:val="20"/>
+                <w:rtl w:val="0"/>
+              </w:rPr>
+              <w:t xml:space="preserve">쿠팡 주문의 DeliveryRequest 안 자유입력은 가려서 낸다. 공동현관 비밀번호는 쿠팡이 가려 보내지만 이 자유입력은 가려지지 않아 집 열쇠 위치가 51행 들어 있었다. 가린 행은 _masked 필드에 무엇을 가렸는지 이름으로 남긴다.</w:t>
+            </w:r>
+          </w:p>
+          <w:p>
+            <w:pPr>
+              <w:widowControl w:val="0"/>
+              <w:spacing w:after="60" w:line="264" w:lineRule="auto"/>
+              <w:ind w:left="720"/>
+              <w:jc w:val="both"/>
+            </w:pPr>
+            <w:r>
+              <w:rPr>
+                <w:rFonts w:ascii="Malgun Gothic" w:cs="Malgun Gothic" w:eastAsia="Malgun Gothic" w:hAnsi="Malgun Gothic"/>
+                <w:sz w:val="20"/>
+                <w:szCs w:val="20"/>
+                <w:rtl w:val="0"/>
+              </w:rPr>
+              <w:t xml:space="preserve">원본 그대로가 필요하면 같은 폴더의 team_submissions_*.zip 을 본다. 그쪽은 바이트도 파일명도 바꾸지 않은 제출본이다.</w:t>
             </w:r>
           </w:p>
         </w:tc>
@@ -9058,6 +9196,30 @@
                 <w:rtl w:val="0"/>
               </w:rPr>
               <w:t xml:space="preserve">datasets/&lt;도메인&gt;/&lt;이름&gt;/ 아래에 raw, processed, scripts, REPORT.md 를 둔다. 예를 들어 datasets/commerce/coupang_order_history/processed 다.</w:t>
+            </w:r>
+          </w:p>
+          <w:p>
+            <w:pPr>
+              <w:rPr>
+                <w:rFonts w:ascii="Malgun Gothic" w:cs="Malgun Gothic" w:eastAsia="Malgun Gothic" w:hAnsi="Malgun Gothic"/>
+                <w:i w:val="1"/>
+                <w:iCs w:val="1"/>
+                <w:color w:val="0000ff"/>
+                <w:sz w:val="20"/>
+                <w:szCs w:val="20"/>
+              </w:rPr>
+            </w:pPr>
+            <w:r>
+              <w:rPr>
+                <w:rFonts w:ascii="Malgun Gothic" w:cs="Malgun Gothic" w:eastAsia="Malgun Gothic" w:hAnsi="Malgun Gothic"/>
+                <w:i w:val="1"/>
+                <w:iCs w:val="1"/>
+                <w:color w:val="0000ff"/>
+                <w:sz w:val="20"/>
+                <w:szCs w:val="20"/>
+                <w:rtl w:val="0"/>
+              </w:rPr>
+              <w:t xml:space="preserve">여러 사람의 제출본을 합친 것은 datasets/commerce/_dist/ 에 둔다. raw 와 processed 는 한 사람 것이고 _dist 는 팀 전체를 합친 것이라 자리를 나눈다. _dist 는 git 에 올라가지 않는다.</w:t>
             </w:r>
           </w:p>
         </w:tc>
@@ -11108,6 +11270,181 @@
                 <w:rtl w:val="0"/>
               </w:rPr>
               <w:t xml:space="preserve">파일명이 아니라 실제로 세어 확인</w:t>
+            </w:r>
+          </w:p>
+        </w:tc>
+      </w:tr>
+      <w:tr>
+        <w:trPr>
+          <w:cantSplit w:val="0"/>
+          <w:trHeight w:val="720" w:hRule="atLeast"/>
+          <w:tblHeader w:val="0"/>
+        </w:trPr>
+        <w:tc>
+          <w:tcPr>
+            <w:tcBorders>
+              <w:top w:color="bfbfbf" w:space="0" w:sz="8" w:val="single"/>
+              <w:left w:color="bfbfbf" w:space="0" w:sz="8" w:val="single"/>
+              <w:bottom w:color="bfbfbf" w:space="0" w:sz="8" w:val="single"/>
+              <w:right w:color="bfbfbf" w:space="0" w:sz="8" w:val="single"/>
+            </w:tcBorders>
+            <w:tcMar>
+              <w:top w:w="100.0" w:type="dxa"/>
+              <w:left w:w="140.0" w:type="dxa"/>
+              <w:bottom w:w="100.0" w:type="dxa"/>
+              <w:right w:w="140.0" w:type="dxa"/>
+            </w:tcMar>
+            <w:vAlign w:val="center"/>
+          </w:tcPr>
+          <w:p>
+            <w:pPr>
+              <w:jc w:val="center"/>
+              <w:rPr>
+                <w:rFonts w:ascii="Malgun Gothic" w:cs="Malgun Gothic" w:eastAsia="Malgun Gothic" w:hAnsi="Malgun Gothic"/>
+                <w:b w:val="0"/>
+                <w:bCs w:val="0"/>
+                <w:color w:val="0000ff"/>
+                <w:sz w:val="20"/>
+                <w:szCs w:val="20"/>
+              </w:rPr>
+            </w:pPr>
+            <w:r>
+              <w:rPr>
+                <w:rFonts w:ascii="Malgun Gothic" w:cs="Malgun Gothic" w:eastAsia="Malgun Gothic" w:hAnsi="Malgun Gothic"/>
+                <w:b w:val="0"/>
+                <w:bCs w:val="0"/>
+                <w:color w:val="0000ff"/>
+                <w:sz w:val="20"/>
+                <w:szCs w:val="20"/>
+                <w:rtl w:val="0"/>
+              </w:rPr>
+              <w:t xml:space="preserve">2026-08-31</w:t>
+            </w:r>
+          </w:p>
+        </w:tc>
+        <w:tc>
+          <w:tcPr>
+            <w:tcBorders>
+              <w:top w:color="bfbfbf" w:space="0" w:sz="8" w:val="single"/>
+              <w:left w:color="bfbfbf" w:space="0" w:sz="8" w:val="single"/>
+              <w:bottom w:color="bfbfbf" w:space="0" w:sz="8" w:val="single"/>
+              <w:right w:color="bfbfbf" w:space="0" w:sz="8" w:val="single"/>
+            </w:tcBorders>
+            <w:tcMar>
+              <w:top w:w="100.0" w:type="dxa"/>
+              <w:left w:w="140.0" w:type="dxa"/>
+              <w:bottom w:w="100.0" w:type="dxa"/>
+              <w:right w:w="140.0" w:type="dxa"/>
+            </w:tcMar>
+            <w:vAlign w:val="center"/>
+          </w:tcPr>
+          <w:p>
+            <w:pPr>
+              <w:jc w:val="center"/>
+              <w:rPr>
+                <w:rFonts w:ascii="Malgun Gothic" w:cs="Malgun Gothic" w:eastAsia="Malgun Gothic" w:hAnsi="Malgun Gothic"/>
+                <w:b w:val="0"/>
+                <w:bCs w:val="0"/>
+                <w:color w:val="0000ff"/>
+                <w:sz w:val="20"/>
+                <w:szCs w:val="20"/>
+              </w:rPr>
+            </w:pPr>
+            <w:r>
+              <w:rPr>
+                <w:rFonts w:ascii="Malgun Gothic" w:cs="Malgun Gothic" w:eastAsia="Malgun Gothic" w:hAnsi="Malgun Gothic"/>
+                <w:b w:val="0"/>
+                <w:bCs w:val="0"/>
+                <w:color w:val="0000ff"/>
+                <w:sz w:val="20"/>
+                <w:szCs w:val="20"/>
+                <w:rtl w:val="0"/>
+              </w:rPr>
+              <w:t xml:space="preserve">A-COPilot</w:t>
+            </w:r>
+          </w:p>
+        </w:tc>
+        <w:tc>
+          <w:tcPr>
+            <w:tcBorders>
+              <w:top w:color="bfbfbf" w:space="0" w:sz="8" w:val="single"/>
+              <w:left w:color="bfbfbf" w:space="0" w:sz="8" w:val="single"/>
+              <w:bottom w:color="bfbfbf" w:space="0" w:sz="8" w:val="single"/>
+              <w:right w:color="bfbfbf" w:space="0" w:sz="8" w:val="single"/>
+            </w:tcBorders>
+            <w:tcMar>
+              <w:top w:w="100.0" w:type="dxa"/>
+              <w:left w:w="140.0" w:type="dxa"/>
+              <w:bottom w:w="100.0" w:type="dxa"/>
+              <w:right w:w="140.0" w:type="dxa"/>
+            </w:tcMar>
+            <w:vAlign w:val="center"/>
+          </w:tcPr>
+          <w:p>
+            <w:pPr>
+              <w:jc w:val="center"/>
+              <w:rPr>
+                <w:rFonts w:ascii="Malgun Gothic" w:cs="Malgun Gothic" w:eastAsia="Malgun Gothic" w:hAnsi="Malgun Gothic"/>
+                <w:b w:val="0"/>
+                <w:bCs w:val="0"/>
+                <w:color w:val="0000ff"/>
+                <w:sz w:val="20"/>
+                <w:szCs w:val="20"/>
+              </w:rPr>
+            </w:pPr>
+            <w:r>
+              <w:rPr>
+                <w:rFonts w:ascii="Malgun Gothic" w:cs="Malgun Gothic" w:eastAsia="Malgun Gothic" w:hAnsi="Malgun Gothic"/>
+                <w:b w:val="0"/>
+                <w:bCs w:val="0"/>
+                <w:color w:val="0000ff"/>
+                <w:sz w:val="20"/>
+                <w:szCs w:val="20"/>
+                <w:rtl w:val="0"/>
+              </w:rPr>
+              <w:t xml:space="preserve">합본 4파일 5,773행을 _dist 에 생성</w:t>
+            </w:r>
+          </w:p>
+        </w:tc>
+        <w:tc>
+          <w:tcPr>
+            <w:tcBorders>
+              <w:top w:color="bfbfbf" w:space="0" w:sz="8" w:val="single"/>
+              <w:left w:color="bfbfbf" w:space="0" w:sz="8" w:val="single"/>
+              <w:bottom w:color="bfbfbf" w:space="0" w:sz="8" w:val="single"/>
+              <w:right w:color="bfbfbf" w:space="0" w:sz="8" w:val="single"/>
+            </w:tcBorders>
+            <w:tcMar>
+              <w:top w:w="100.0" w:type="dxa"/>
+              <w:left w:w="140.0" w:type="dxa"/>
+              <w:bottom w:w="100.0" w:type="dxa"/>
+              <w:right w:w="140.0" w:type="dxa"/>
+            </w:tcMar>
+            <w:vAlign w:val="center"/>
+          </w:tcPr>
+          <w:p>
+            <w:pPr>
+              <w:jc w:val="center"/>
+              <w:rPr>
+                <w:rFonts w:ascii="Malgun Gothic" w:cs="Malgun Gothic" w:eastAsia="Malgun Gothic" w:hAnsi="Malgun Gothic"/>
+                <w:b w:val="0"/>
+                <w:bCs w:val="0"/>
+                <w:color w:val="0000ff"/>
+                <w:sz w:val="20"/>
+                <w:szCs w:val="20"/>
+              </w:rPr>
+            </w:pPr>
+            <w:r>
+              <w:rPr>
+                <w:rFonts w:ascii="Malgun Gothic" w:cs="Malgun Gothic" w:eastAsia="Malgun Gothic" w:hAnsi="Malgun Gothic"/>
+                <w:b w:val="0"/>
+                <w:bCs w:val="0"/>
+                <w:color w:val="0000ff"/>
+                <w:sz w:val="20"/>
+                <w:szCs w:val="20"/>
+                <w:rtl w:val="0"/>
+              </w:rPr>
+              <w:t xml:space="preserve">주문과 배송을 쇼핑몰별로 나눔</w:t>
             </w:r>
           </w:p>
         </w:tc>

--- a/program/산출물양식/[데이터 수집 및 저장] 데이터 정의서_A-COPilot.docx
+++ b/program/산출물양식/[데이터 수집 및 저장] 데이터 정의서_A-COPilot.docx
@@ -9023,7 +9023,7 @@
               </w:rPr>
               <w:drawing>
                 <wp:inline xmlns:wp="http://schemas.openxmlformats.org/drawingml/2006/wordprocessingDrawing" distT="0" distB="0" distL="0" distR="0">
-                  <wp:extent cx="5120640" cy="2405425"/>
+                  <wp:extent cx="5120640" cy="2327999"/>
                   <wp:effectExtent l="0" t="0" r="0" b="0"/>
                   <wp:docPr id="902" name="그림 2"/>
                   <a:graphic xmlns:a="http://schemas.openxmlformats.org/drawingml/2006/main">
@@ -9042,7 +9042,7 @@
                         <pic:spPr>
                           <a:xfrm>
                             <a:off x="0" y="0"/>
-                            <a:ext cx="5120640" cy="2405425"/>
+                            <a:ext cx="5120640" cy="2327999"/>
                           </a:xfrm>
                           <a:prstGeom prst="rect">
                             <a:avLst/>
@@ -9068,7 +9068,7 @@
                 <w:color w:val="595959"/>
                 <w:rtl w:val="0"/>
               </w:rPr>
-              <w:t xml:space="preserve">그림 2. 데이터 수집 현황. 못 가져온 부분을 0으로 채우지 않고 그대로 표시했다.</w:t>
+              <w:t xml:space="preserve">그림 2. 데이터 수집 현황. 위 합본 네 파일과 같은 값이다. 못 가져온 부분을 0으로 채우지 않고 그대로 표시했다. 이력 없음의 뜻은 두 쇼핑몰이 다르다. 네이버는 송장이 오래돼 택배사 조회가 막힌 것이고 쿠팡은 단계별 이력이 비어 상태 문구만 남은 것이다.</w:t>
             </w:r>
           </w:p>
         </w:tc>
